--- a/UFTC Thin Client Troubleshooting.docx
+++ b/UFTC Thin Client Troubleshooting.docx
@@ -133,63 +133,7 @@
         <w:rPr>
           <w:lang w:val="en-US"/>
         </w:rPr>
-        <w:t xml:space="preserve">If the </w:t>
-      </w:r>
-      <w:proofErr w:type="spellStart"/>
-      <w:r>
-        <w:rPr>
-          <w:lang w:val="en-US"/>
-        </w:rPr>
-        <w:t>thinclient</w:t>
-      </w:r>
-      <w:proofErr w:type="spellEnd"/>
-      <w:r>
-        <w:rPr>
-          <w:lang w:val="en-US"/>
-        </w:rPr>
-        <w:t xml:space="preserve"> has a bootup slowdown where it stalls for on the same line in the log for 10+ seconds before the login screen is present this is because </w:t>
-      </w:r>
-      <w:proofErr w:type="spellStart"/>
-      <w:r>
-        <w:rPr>
-          <w:lang w:val="en-US"/>
-        </w:rPr>
-        <w:t>wifi</w:t>
-      </w:r>
-      <w:proofErr w:type="spellEnd"/>
-      <w:r>
-        <w:rPr>
-          <w:lang w:val="en-US"/>
-        </w:rPr>
-        <w:t xml:space="preserve"> was enabled on a machine without a </w:t>
-      </w:r>
-      <w:proofErr w:type="spellStart"/>
-      <w:r>
-        <w:rPr>
-          <w:lang w:val="en-US"/>
-        </w:rPr>
-        <w:t>wifi</w:t>
-      </w:r>
-      <w:proofErr w:type="spellEnd"/>
-      <w:r>
-        <w:rPr>
-          <w:lang w:val="en-US"/>
-        </w:rPr>
-        <w:t xml:space="preserve"> adapter. For the fastest boot times it is recommended that you only deploy a </w:t>
-      </w:r>
-      <w:proofErr w:type="spellStart"/>
-      <w:r>
-        <w:rPr>
-          <w:lang w:val="en-US"/>
-        </w:rPr>
-        <w:t>wifi</w:t>
-      </w:r>
-      <w:proofErr w:type="spellEnd"/>
-      <w:r>
-        <w:rPr>
-          <w:lang w:val="en-US"/>
-        </w:rPr>
-        <w:t xml:space="preserve"> configuration to machines that need it.</w:t>
+        <w:t>If the thinclient has a bootup slowdown where it stalls for on the same line in the log for 10+ seconds before the login screen is present this is because wifi was enabled on a machine without a wifi adapter. For the fastest boot times it is recommended that you only deploy a wifi configuration to machines that need it.</w:t>
       </w:r>
     </w:p>
     <w:p>
@@ -555,21 +499,7 @@
         <w:rPr>
           <w:lang w:val="en-US"/>
         </w:rPr>
-        <w:t xml:space="preserve"> and the login dialog is immediately shown again the device did not connect to the network. For physical connections check the network cable. For wireless connections ask the user to restart the device, if this does not work check if the wireless access points in the area are functional. If this is a new thin client it is possible that it was incorrectly installed, it is currently not possible to apply </w:t>
-      </w:r>
-      <w:proofErr w:type="spellStart"/>
-      <w:r>
-        <w:rPr>
-          <w:lang w:val="en-US"/>
-        </w:rPr>
-        <w:t>wifi</w:t>
-      </w:r>
-      <w:proofErr w:type="spellEnd"/>
-      <w:r>
-        <w:rPr>
-          <w:lang w:val="en-US"/>
-        </w:rPr>
-        <w:t xml:space="preserve"> information remotely as a suitable configuration must be placed on the boot partition. For security reasons running machine have no access to this location.</w:t>
+        <w:t xml:space="preserve"> and the login dialog is immediately shown again the device did not connect to the network. For physical connections check the network cable. For wireless connections ask the user to restart the device, if this does not work check if the wireless access points in the area are functional. If this is a new thin client it is possible that it was incorrectly installed, it is currently not possible to apply wifi information remotely as a suitable configuration must be placed on the boot partition. For security reasons running machine have no access to this location.</w:t>
       </w:r>
     </w:p>
     <w:p>
@@ -686,48 +616,20 @@
         <w:rPr>
           <w:lang w:val="en-US"/>
         </w:rPr>
-        <w:t xml:space="preserve"> Keep in mind that the default location is the servers address without the RD gateway and this is expected to fail if a </w:t>
-      </w:r>
-      <w:proofErr w:type="spellStart"/>
-      <w:r>
-        <w:rPr>
-          <w:lang w:val="en-US"/>
-        </w:rPr>
-        <w:t>gatewaay</w:t>
-      </w:r>
-      <w:proofErr w:type="spellEnd"/>
-      <w:r>
-        <w:rPr>
-          <w:lang w:val="en-US"/>
-        </w:rPr>
-        <w:t xml:space="preserve"> is used. Users are able to ping any address so you can make them change the hostname to the hostname of the gateway.</w:t>
-      </w:r>
-    </w:p>
-    <w:p>
-      <w:pPr>
-        <w:rPr>
-          <w:lang w:val="en-US"/>
-        </w:rPr>
-      </w:pPr>
-      <w:r>
-        <w:rPr>
-          <w:lang w:val="en-US"/>
-        </w:rPr>
-        <w:t xml:space="preserve">If you wish to obtain the current IP-address from the thin client ask the user to type the word </w:t>
-      </w:r>
-      <w:proofErr w:type="spellStart"/>
-      <w:r>
-        <w:rPr>
-          <w:lang w:val="en-US"/>
-        </w:rPr>
-        <w:t>ip</w:t>
-      </w:r>
-      <w:proofErr w:type="spellEnd"/>
-      <w:r>
-        <w:rPr>
-          <w:lang w:val="en-US"/>
-        </w:rPr>
-        <w:t xml:space="preserve"> as the password.</w:t>
+        <w:t xml:space="preserve"> Keep in mind that the default location is the servers address without the RD gateway and this is expected to fail if a gatewaay is used. Users are able to ping any address so you can make them change the hostname to the hostname of the gateway.</w:t>
+      </w:r>
+    </w:p>
+    <w:p>
+      <w:pPr>
+        <w:rPr>
+          <w:lang w:val="en-US"/>
+        </w:rPr>
+      </w:pPr>
+      <w:r>
+        <w:rPr>
+          <w:lang w:val="en-US"/>
+        </w:rPr>
+        <w:t>If you wish to obtain the current IP-address from the thin client ask the user to type the word ip as the password.</w:t>
       </w:r>
     </w:p>
     <w:p>
@@ -828,21 +730,7 @@
         <w:rPr>
           <w:lang w:val="en-US"/>
         </w:rPr>
-        <w:t xml:space="preserve">To use some commands on-site you will need to put the admin password and command in the password dialog. For example if your password is p and you wish to change the RDP server you use </w:t>
-      </w:r>
-      <w:proofErr w:type="spellStart"/>
-      <w:r>
-        <w:rPr>
-          <w:lang w:val="en-US"/>
-        </w:rPr>
-        <w:t>pconfig</w:t>
-      </w:r>
-      <w:proofErr w:type="spellEnd"/>
-      <w:r>
-        <w:rPr>
-          <w:lang w:val="en-US"/>
-        </w:rPr>
-        <w:t xml:space="preserve"> as the login password.</w:t>
+        <w:t>To use some commands on-site you will need to put the admin password and command in the password dialog. For example if your password is p and you wish to change the RDP server you use pconfig as the login password.</w:t>
       </w:r>
     </w:p>
     <w:p>
@@ -1061,8 +949,6 @@
         </w:rPr>
         <w:t>3</w:t>
       </w:r>
-      <w:bookmarkStart w:id="0" w:name="_GoBack"/>
-      <w:bookmarkEnd w:id="0"/>
       <w:r>
         <w:rPr>
           <w:lang w:val="en-US"/>
@@ -1082,26 +968,16 @@
           <w:bCs/>
           <w:lang w:val="en-US"/>
         </w:rPr>
-        <w:t>/</w:t>
-      </w:r>
-      <w:proofErr w:type="spellStart"/>
+        <w:t>/kb</w:t>
+      </w:r>
       <w:r>
         <w:rPr>
           <w:b/>
           <w:bCs/>
           <w:lang w:val="en-US"/>
         </w:rPr>
-        <w:t>kb</w:t>
-      </w:r>
-      <w:r>
-        <w:rPr>
-          <w:b/>
-          <w:bCs/>
-          <w:lang w:val="en-US"/>
-        </w:rPr>
         <w:t>d</w:t>
       </w:r>
-      <w:proofErr w:type="spellEnd"/>
       <w:r>
         <w:rPr>
           <w:lang w:val="en-US"/>
@@ -1109,75 +985,11 @@
         <w:t xml:space="preserve"> , set the keyboard layout inside the RDP session (See </w:t>
       </w:r>
       <w:hyperlink r:id="rId11" w:anchor="keyboard-layouts" w:history="1">
-        <w:proofErr w:type="spellStart"/>
         <w:r>
           <w:rPr>
             <w:rStyle w:val="Hyperlink"/>
           </w:rPr>
-          <w:t>FreeRDP</w:t>
-        </w:r>
-        <w:proofErr w:type="spellEnd"/>
-        <w:r>
-          <w:rPr>
-            <w:rStyle w:val="Hyperlink"/>
-          </w:rPr>
-          <w:t>-Manuals/User/</w:t>
-        </w:r>
-        <w:proofErr w:type="spellStart"/>
-        <w:r>
-          <w:rPr>
-            <w:rStyle w:val="Hyperlink"/>
-          </w:rPr>
-          <w:t>FreeRDP</w:t>
-        </w:r>
-        <w:proofErr w:type="spellEnd"/>
-        <w:r>
-          <w:rPr>
-            <w:rStyle w:val="Hyperlink"/>
-          </w:rPr>
-          <w:t>-User-</w:t>
-        </w:r>
-        <w:proofErr w:type="spellStart"/>
-        <w:r>
-          <w:rPr>
-            <w:rStyle w:val="Hyperlink"/>
-          </w:rPr>
-          <w:t>Manual.markdown</w:t>
-        </w:r>
-        <w:proofErr w:type="spellEnd"/>
-        <w:r>
-          <w:rPr>
-            <w:rStyle w:val="Hyperlink"/>
-          </w:rPr>
-          <w:t xml:space="preserve"> at master · </w:t>
-        </w:r>
-        <w:proofErr w:type="spellStart"/>
-        <w:r>
-          <w:rPr>
-            <w:rStyle w:val="Hyperlink"/>
-          </w:rPr>
-          <w:t>awakecoding</w:t>
-        </w:r>
-        <w:proofErr w:type="spellEnd"/>
-        <w:r>
-          <w:rPr>
-            <w:rStyle w:val="Hyperlink"/>
-          </w:rPr>
-          <w:t>/</w:t>
-        </w:r>
-        <w:proofErr w:type="spellStart"/>
-        <w:r>
-          <w:rPr>
-            <w:rStyle w:val="Hyperlink"/>
-          </w:rPr>
-          <w:t>FreeRDP</w:t>
-        </w:r>
-        <w:proofErr w:type="spellEnd"/>
-        <w:r>
-          <w:rPr>
-            <w:rStyle w:val="Hyperlink"/>
-          </w:rPr>
-          <w:t>-Manuals · GitHub</w:t>
+          <w:t>FreeRDP-Manuals/User/FreeRDP-User-Manual.markdown at master · awakecoding/FreeRDP-Manuals · GitHub</w:t>
         </w:r>
       </w:hyperlink>
       <w:r>
@@ -1205,21 +1017,7 @@
         <w:rPr>
           <w:lang w:val="en-US"/>
         </w:rPr>
-        <w:t xml:space="preserve"> , disable passing through </w:t>
-      </w:r>
-      <w:proofErr w:type="spellStart"/>
-      <w:r>
-        <w:rPr>
-          <w:lang w:val="en-US"/>
-        </w:rPr>
-        <w:t>usb</w:t>
-      </w:r>
-      <w:proofErr w:type="spellEnd"/>
-      <w:r>
-        <w:rPr>
-          <w:lang w:val="en-US"/>
-        </w:rPr>
-        <w:t xml:space="preserve"> drives / cd’s</w:t>
+        <w:t xml:space="preserve"> , disable passing through usb drives / cd’s</w:t>
       </w:r>
     </w:p>
     <w:p>
@@ -1240,21 +1038,7 @@
         <w:rPr>
           <w:lang w:val="en-US"/>
         </w:rPr>
-        <w:t xml:space="preserve">: this can be set to modem, broadband, broadband-low, broadband-high, wan or </w:t>
-      </w:r>
-      <w:proofErr w:type="spellStart"/>
-      <w:r>
-        <w:rPr>
-          <w:lang w:val="en-US"/>
-        </w:rPr>
-        <w:t>lan</w:t>
-      </w:r>
-      <w:proofErr w:type="spellEnd"/>
-      <w:r>
-        <w:rPr>
-          <w:lang w:val="en-US"/>
-        </w:rPr>
-        <w:t>. If not specified the device will automatically try to pick the best mode. Use this setting if the automatic mode is unreliable.</w:t>
+        <w:t>: this can be set to modem, broadband, broadband-low, broadband-high, wan or lan. If not specified the device will automatically try to pick the best mode. Use this setting if the automatic mode is unreliable.</w:t>
       </w:r>
     </w:p>
     <w:p>
@@ -1278,32 +1062,35 @@
           <w:b/>
           <w:bCs/>
         </w:rPr>
-        <w:t>/</w:t>
-      </w:r>
-      <w:proofErr w:type="spellStart"/>
+        <w:t>/gu</w:t>
+      </w:r>
+      <w:r>
+        <w:t> </w:t>
+      </w:r>
+      <w:r>
+        <w:rPr>
+          <w:i/>
+          <w:iCs/>
+        </w:rPr>
+        <w:t>[&lt;domain&gt;\]&lt;user&gt; or &lt;user&gt;[@&lt;domain&gt;]</w:t>
+      </w:r>
+      <w:r>
+        <w:t xml:space="preserve"> </w:t>
+      </w:r>
+      <w:r>
+        <w:t>Gateway username</w:t>
+      </w:r>
+    </w:p>
+    <w:p>
       <w:r>
         <w:rPr>
           <w:b/>
           <w:bCs/>
         </w:rPr>
-        <w:t>gu</w:t>
-      </w:r>
-      <w:proofErr w:type="spellEnd"/>
-      <w:r>
-        <w:t> </w:t>
-      </w:r>
-      <w:r>
-        <w:rPr>
-          <w:i/>
-          <w:iCs/>
-        </w:rPr>
-        <w:t>[&lt;domain&gt;\]&lt;user&gt; or &lt;user&gt;[@&lt;domain&gt;]</w:t>
-      </w:r>
-      <w:r>
-        <w:t xml:space="preserve"> </w:t>
-      </w:r>
-      <w:r>
-        <w:t>Gateway username</w:t>
+        <w:t>/gp</w:t>
+      </w:r>
+      <w:r>
+        <w:t> Gateway password</w:t>
       </w:r>
     </w:p>
     <w:p>
@@ -1312,19 +1099,30 @@
           <w:b/>
           <w:bCs/>
         </w:rPr>
-        <w:t>/</w:t>
-      </w:r>
-      <w:proofErr w:type="spellStart"/>
+        <w:t>/gd</w:t>
+      </w:r>
+      <w:r>
+        <w:t> Gateway domain</w:t>
+      </w:r>
+    </w:p>
+    <w:p>
+      <w:pPr>
+        <w:rPr>
+          <w:lang w:val="en-US"/>
+        </w:rPr>
+      </w:pPr>
       <w:r>
         <w:rPr>
           <w:b/>
           <w:bCs/>
         </w:rPr>
-        <w:t>gp</w:t>
-      </w:r>
-      <w:proofErr w:type="spellEnd"/>
-      <w:r>
-        <w:t> Gateway password</w:t>
+        <w:t>/load-balance-info</w:t>
+      </w:r>
+      <w:r>
+        <w:rPr>
+          <w:lang w:val="en-US"/>
+        </w:rPr>
+        <w:t xml:space="preserve"> specify which thing in your connection broker to connect to</w:t>
       </w:r>
     </w:p>
     <w:p>
@@ -1333,19 +1131,22 @@
           <w:b/>
           <w:bCs/>
         </w:rPr>
-        <w:t>/</w:t>
-      </w:r>
-      <w:proofErr w:type="spellStart"/>
+        <w:t>/usb:auto</w:t>
+      </w:r>
+      <w:r>
+        <w:t xml:space="preserve"> redirect usb devices</w:t>
+      </w:r>
+    </w:p>
+    <w:p>
       <w:r>
         <w:rPr>
           <w:b/>
           <w:bCs/>
         </w:rPr>
-        <w:t>gd</w:t>
-      </w:r>
-      <w:proofErr w:type="spellEnd"/>
-      <w:r>
-        <w:t> Gateway domain</w:t>
+        <w:t xml:space="preserve">/scale: </w:t>
+      </w:r>
+      <w:r>
+        <w:t>this can be set to 140 or 180 to increase the size of the objects in the remote session.</w:t>
       </w:r>
     </w:p>
     <w:p>
@@ -1358,203 +1159,131 @@
         <w:rPr>
           <w:b/>
           <w:bCs/>
-        </w:rPr>
-        <w:t>/load-balance-info</w:t>
-      </w:r>
-      <w:r>
-        <w:rPr>
-          <w:lang w:val="en-US"/>
-        </w:rPr>
-        <w:t xml:space="preserve"> specify which thing in your connection broker to connect to</w:t>
-      </w:r>
-    </w:p>
-    <w:p>
+          <w:lang w:val="en-US"/>
+        </w:rPr>
+        <w:t>/printer</w:t>
+      </w:r>
       <w:r>
         <w:rPr>
           <w:b/>
           <w:bCs/>
-        </w:rPr>
-        <w:t>/</w:t>
-      </w:r>
-      <w:proofErr w:type="spellStart"/>
+          <w:lang w:val="en-US"/>
+        </w:rPr>
+        <w:t xml:space="preserve"> </w:t>
+      </w:r>
+      <w:r>
+        <w:rPr>
+          <w:lang w:val="en-US"/>
+        </w:rPr>
+        <w:t>without arguments will automatically detect and redirect all printers using a generic driver. Inside the session you can see by which name the printer was forwarded and then if desired configure it manually with</w:t>
+      </w:r>
+      <w:r>
+        <w:rPr>
+          <w:lang w:val="en-US"/>
+        </w:rPr>
+        <w:br/>
+        <w:t xml:space="preserve"> /printer:</w:t>
+      </w:r>
+      <w:r>
+        <w:rPr>
+          <w:lang w:val="en-US"/>
+        </w:rPr>
+        <w:t>"</w:t>
+      </w:r>
+      <w:r>
+        <w:rPr>
+          <w:lang w:val="en-US"/>
+        </w:rPr>
+        <w:t>Printer name</w:t>
+      </w:r>
+      <w:r>
+        <w:rPr>
+          <w:lang w:val="en-US"/>
+        </w:rPr>
+        <w:t>"</w:t>
+      </w:r>
+      <w:r>
+        <w:rPr>
+          <w:lang w:val="en-US"/>
+        </w:rPr>
+        <w:t>,</w:t>
+      </w:r>
+      <w:r>
+        <w:rPr>
+          <w:lang w:val="en-US"/>
+        </w:rPr>
+        <w:t>"</w:t>
+      </w:r>
+      <w:r>
+        <w:rPr>
+          <w:lang w:val="en-US"/>
+        </w:rPr>
+        <w:t>Driver name</w:t>
+      </w:r>
+      <w:r>
+        <w:rPr>
+          <w:lang w:val="en-US"/>
+        </w:rPr>
+        <w:t>"</w:t>
+      </w:r>
+    </w:p>
+    <w:p>
+      <w:pPr>
+        <w:rPr>
+          <w:lang w:val="en-US"/>
+        </w:rPr>
+      </w:pPr>
       <w:r>
         <w:rPr>
           <w:b/>
           <w:bCs/>
-        </w:rPr>
-        <w:t>usb:auto</w:t>
-      </w:r>
-      <w:proofErr w:type="spellEnd"/>
-      <w:r>
-        <w:t xml:space="preserve"> redirect </w:t>
-      </w:r>
-      <w:proofErr w:type="spellStart"/>
-      <w:r>
-        <w:t>usb</w:t>
-      </w:r>
-      <w:proofErr w:type="spellEnd"/>
-      <w:r>
-        <w:t xml:space="preserve"> devices</w:t>
-      </w:r>
-    </w:p>
-    <w:p>
+          <w:lang w:val="en-US"/>
+        </w:rPr>
+        <w:t>/microphone:format:1</w:t>
+      </w:r>
+      <w:r>
+        <w:rPr>
+          <w:lang w:val="en-US"/>
+        </w:rPr>
+        <w:t xml:space="preserve"> enable microphone passthrough in high</w:t>
+      </w:r>
+      <w:r>
+        <w:rPr>
+          <w:lang w:val="en-US"/>
+        </w:rPr>
+        <w:t xml:space="preserve"> fidelity with the lowest latency at the expense of bandwidth (2mbit). If you’d like a less bandwith intense mode use just /microphone, however that mode is known for microphone latency.</w:t>
+      </w:r>
+    </w:p>
+    <w:p>
+      <w:pPr>
+        <w:rPr>
+          <w:lang w:val="en-US"/>
+        </w:rPr>
+      </w:pPr>
       <w:r>
         <w:rPr>
           <w:b/>
           <w:bCs/>
-        </w:rPr>
-        <w:t xml:space="preserve">/scale: </w:t>
-      </w:r>
-      <w:r>
-        <w:t>this can be set to 140 or 180 to increase the size of the objects in the remote session.</w:t>
-      </w:r>
-    </w:p>
-    <w:p>
-      <w:pPr>
-        <w:rPr>
-          <w:lang w:val="en-US"/>
-        </w:rPr>
-      </w:pPr>
+          <w:lang w:val="en-US"/>
+        </w:rPr>
+        <w:t>/autologon</w:t>
+      </w:r>
       <w:r>
         <w:rPr>
           <w:b/>
           <w:bCs/>
           <w:lang w:val="en-US"/>
         </w:rPr>
-        <w:t>/printer</w:t>
-      </w:r>
-      <w:r>
-        <w:rPr>
-          <w:b/>
-          <w:bCs/>
-          <w:lang w:val="en-US"/>
-        </w:rPr>
         <w:t xml:space="preserve"> </w:t>
       </w:r>
       <w:r>
         <w:rPr>
           <w:lang w:val="en-US"/>
         </w:rPr>
-        <w:t>without arguments will automatically detect and redirect all printers using a generic driver. Inside the session you can see by which name the printer was forwarded and then if desired configure it manually with</w:t>
-      </w:r>
-      <w:r>
-        <w:rPr>
-          <w:lang w:val="en-US"/>
-        </w:rPr>
-        <w:br/>
-        <w:t xml:space="preserve"> /</w:t>
-      </w:r>
-      <w:proofErr w:type="spellStart"/>
-      <w:r>
-        <w:rPr>
-          <w:lang w:val="en-US"/>
-        </w:rPr>
-        <w:t>printer:</w:t>
-      </w:r>
-      <w:r>
-        <w:rPr>
-          <w:lang w:val="en-US"/>
-        </w:rPr>
-        <w:t>"</w:t>
-      </w:r>
-      <w:r>
-        <w:rPr>
-          <w:lang w:val="en-US"/>
-        </w:rPr>
-        <w:t>Printer</w:t>
-      </w:r>
-      <w:proofErr w:type="spellEnd"/>
-      <w:r>
-        <w:rPr>
-          <w:lang w:val="en-US"/>
-        </w:rPr>
-        <w:t xml:space="preserve"> </w:t>
-      </w:r>
-      <w:proofErr w:type="spellStart"/>
-      <w:r>
-        <w:rPr>
-          <w:lang w:val="en-US"/>
-        </w:rPr>
-        <w:t>name</w:t>
-      </w:r>
-      <w:r>
-        <w:rPr>
-          <w:lang w:val="en-US"/>
-        </w:rPr>
-        <w:t>"</w:t>
-      </w:r>
-      <w:r>
-        <w:rPr>
-          <w:lang w:val="en-US"/>
-        </w:rPr>
-        <w:t>,</w:t>
-      </w:r>
-      <w:r>
-        <w:rPr>
-          <w:lang w:val="en-US"/>
-        </w:rPr>
-        <w:t>"</w:t>
-      </w:r>
-      <w:r>
-        <w:rPr>
-          <w:lang w:val="en-US"/>
-        </w:rPr>
-        <w:t>Driver</w:t>
-      </w:r>
-      <w:proofErr w:type="spellEnd"/>
-      <w:r>
-        <w:rPr>
-          <w:lang w:val="en-US"/>
-        </w:rPr>
-        <w:t xml:space="preserve"> name</w:t>
-      </w:r>
-      <w:r>
-        <w:rPr>
-          <w:lang w:val="en-US"/>
-        </w:rPr>
-        <w:t>"</w:t>
-      </w:r>
-    </w:p>
-    <w:p>
-      <w:pPr>
-        <w:rPr>
-          <w:lang w:val="en-US"/>
-        </w:rPr>
-      </w:pPr>
-      <w:r>
-        <w:rPr>
-          <w:b/>
-          <w:bCs/>
-          <w:lang w:val="en-US"/>
-        </w:rPr>
-        <w:t>/microphone:format:1</w:t>
-      </w:r>
-      <w:r>
-        <w:rPr>
-          <w:lang w:val="en-US"/>
-        </w:rPr>
-        <w:t xml:space="preserve"> enable microphone passthrough in high</w:t>
-      </w:r>
-      <w:r>
-        <w:rPr>
-          <w:lang w:val="en-US"/>
-        </w:rPr>
-        <w:t xml:space="preserve"> fidelity with the lowest latency at the expense of bandwidth (2mbit). If you’d like a less </w:t>
-      </w:r>
-      <w:proofErr w:type="spellStart"/>
-      <w:r>
-        <w:rPr>
-          <w:lang w:val="en-US"/>
-        </w:rPr>
-        <w:t>bandwith</w:t>
-      </w:r>
-      <w:proofErr w:type="spellEnd"/>
-      <w:r>
-        <w:rPr>
-          <w:lang w:val="en-US"/>
-        </w:rPr>
-        <w:t xml:space="preserve"> intense mode use just /microphone, however that mode is known for microphone latency.</w:t>
-      </w:r>
+        <w:t>Skips the login screen, can be combined with /u: and /p: (Insecure)</w:t>
+      </w:r>
+      <w:bookmarkStart w:id="0" w:name="_GoBack"/>
+      <w:bookmarkEnd w:id="0"/>
     </w:p>
     <w:p>
       <w:pPr>
@@ -1596,7 +1325,22 @@
         <w:t xml:space="preserve"> (Do not deploy u</w:t>
       </w:r>
       <w:r>
-        <w:t xml:space="preserve">pdates without approval </w:t>
+        <w:t>pdates without approval</w:t>
+      </w:r>
+      <w:r>
+        <w:rPr>
+          <w:lang w:val="en-US"/>
+        </w:rPr>
+        <w:t xml:space="preserve"> </w:t>
+      </w:r>
+      <w:r>
+        <w:rPr>
+          <w:lang w:val="en-US"/>
+        </w:rPr>
+        <w:t>from the sysadmin</w:t>
+      </w:r>
+      <w:r>
+        <w:t xml:space="preserve"> </w:t>
       </w:r>
       <w:r>
         <w:t>)</w:t>
@@ -1607,15 +1351,7 @@
     </w:p>
     <w:p>
       <w:r>
-        <w:t xml:space="preserve">Set-hostname allows you to manually define the hostname, for this to remain intact the </w:t>
-      </w:r>
-      <w:proofErr w:type="spellStart"/>
-      <w:r>
-        <w:t>dynamic_hostname</w:t>
-      </w:r>
-      <w:proofErr w:type="spellEnd"/>
-      <w:r>
-        <w:t xml:space="preserve"> file must be deleted.</w:t>
+        <w:t>Set-hostname allows you to manually define the hostname, for this to remain intact the dynamic_hostname file must be deleted.</w:t>
       </w:r>
     </w:p>
     <w:sectPr>

--- a/UFTC Thin Client Troubleshooting.docx
+++ b/UFTC Thin Client Troubleshooting.docx
@@ -1253,44 +1253,8 @@
         </w:rPr>
         <w:t xml:space="preserve"> fidelity with the lowest latency at the expense of bandwidth (2mbit). If you’d like a less bandwith intense mode use just /microphone, however that mode is known for microphone latency.</w:t>
       </w:r>
-    </w:p>
-    <w:p>
-      <w:pPr>
-        <w:rPr>
-          <w:lang w:val="en-US"/>
-        </w:rPr>
-      </w:pPr>
-      <w:r>
-        <w:rPr>
-          <w:b/>
-          <w:bCs/>
-          <w:lang w:val="en-US"/>
-        </w:rPr>
-        <w:t>/autologon</w:t>
-      </w:r>
-      <w:r>
-        <w:rPr>
-          <w:b/>
-          <w:bCs/>
-          <w:lang w:val="en-US"/>
-        </w:rPr>
-        <w:t xml:space="preserve"> </w:t>
-      </w:r>
-      <w:r>
-        <w:rPr>
-          <w:lang w:val="en-US"/>
-        </w:rPr>
-        <w:t>Skips the login screen, can be combined with /u: and /p: (Insecure)</w:t>
-      </w:r>
       <w:bookmarkStart w:id="0" w:name="_GoBack"/>
       <w:bookmarkEnd w:id="0"/>
-    </w:p>
-    <w:p>
-      <w:pPr>
-        <w:rPr>
-          <w:lang w:val="en-US"/>
-        </w:rPr>
-      </w:pPr>
       <w:r>
         <w:rPr>
           <w:lang w:val="en-US"/>

--- a/UFTC Thin Client Troubleshooting.docx
+++ b/UFTC Thin Client Troubleshooting.docx
@@ -133,7 +133,63 @@
         <w:rPr>
           <w:lang w:val="en-US"/>
         </w:rPr>
-        <w:t>If the thinclient has a bootup slowdown where it stalls for on the same line in the log for 10+ seconds before the login screen is present this is because wifi was enabled on a machine without a wifi adapter. For the fastest boot times it is recommended that you only deploy a wifi configuration to machines that need it.</w:t>
+        <w:t xml:space="preserve">If the </w:t>
+      </w:r>
+      <w:proofErr w:type="spellStart"/>
+      <w:r>
+        <w:rPr>
+          <w:lang w:val="en-US"/>
+        </w:rPr>
+        <w:t>thinclient</w:t>
+      </w:r>
+      <w:proofErr w:type="spellEnd"/>
+      <w:r>
+        <w:rPr>
+          <w:lang w:val="en-US"/>
+        </w:rPr>
+        <w:t xml:space="preserve"> has a bootup slowdown where it stalls for on the same line in the log for 10+ seconds before the login screen is present this is because </w:t>
+      </w:r>
+      <w:proofErr w:type="spellStart"/>
+      <w:r>
+        <w:rPr>
+          <w:lang w:val="en-US"/>
+        </w:rPr>
+        <w:t>wifi</w:t>
+      </w:r>
+      <w:proofErr w:type="spellEnd"/>
+      <w:r>
+        <w:rPr>
+          <w:lang w:val="en-US"/>
+        </w:rPr>
+        <w:t xml:space="preserve"> was enabled on a machine without a </w:t>
+      </w:r>
+      <w:proofErr w:type="spellStart"/>
+      <w:r>
+        <w:rPr>
+          <w:lang w:val="en-US"/>
+        </w:rPr>
+        <w:t>wifi</w:t>
+      </w:r>
+      <w:proofErr w:type="spellEnd"/>
+      <w:r>
+        <w:rPr>
+          <w:lang w:val="en-US"/>
+        </w:rPr>
+        <w:t xml:space="preserve"> adapter. For the fastest boot times it is recommended that you only deploy a </w:t>
+      </w:r>
+      <w:proofErr w:type="spellStart"/>
+      <w:r>
+        <w:rPr>
+          <w:lang w:val="en-US"/>
+        </w:rPr>
+        <w:t>wifi</w:t>
+      </w:r>
+      <w:proofErr w:type="spellEnd"/>
+      <w:r>
+        <w:rPr>
+          <w:lang w:val="en-US"/>
+        </w:rPr>
+        <w:t xml:space="preserve"> configuration to machines that need it.</w:t>
       </w:r>
     </w:p>
     <w:p>
@@ -499,7 +555,21 @@
         <w:rPr>
           <w:lang w:val="en-US"/>
         </w:rPr>
-        <w:t xml:space="preserve"> and the login dialog is immediately shown again the device did not connect to the network. For physical connections check the network cable. For wireless connections ask the user to restart the device, if this does not work check if the wireless access points in the area are functional. If this is a new thin client it is possible that it was incorrectly installed, it is currently not possible to apply wifi information remotely as a suitable configuration must be placed on the boot partition. For security reasons running machine have no access to this location.</w:t>
+        <w:t xml:space="preserve"> and the login dialog is immediately shown again the device did not connect to the network. For physical connections check the network cable. For wireless connections ask the user to restart the device, if this does not work check if the wireless access points in the area are functional. If this is a new thin client it is possible that it was incorrectly installed, it is currently not possible to apply </w:t>
+      </w:r>
+      <w:proofErr w:type="spellStart"/>
+      <w:r>
+        <w:rPr>
+          <w:lang w:val="en-US"/>
+        </w:rPr>
+        <w:t>wifi</w:t>
+      </w:r>
+      <w:proofErr w:type="spellEnd"/>
+      <w:r>
+        <w:rPr>
+          <w:lang w:val="en-US"/>
+        </w:rPr>
+        <w:t xml:space="preserve"> information remotely as a suitable configuration must be placed on the boot partition. For security reasons running machine have no access to this location.</w:t>
       </w:r>
     </w:p>
     <w:p>
@@ -616,20 +686,48 @@
         <w:rPr>
           <w:lang w:val="en-US"/>
         </w:rPr>
-        <w:t xml:space="preserve"> Keep in mind that the default location is the servers address without the RD gateway and this is expected to fail if a gatewaay is used. Users are able to ping any address so you can make them change the hostname to the hostname of the gateway.</w:t>
-      </w:r>
-    </w:p>
-    <w:p>
-      <w:pPr>
-        <w:rPr>
-          <w:lang w:val="en-US"/>
-        </w:rPr>
-      </w:pPr>
-      <w:r>
-        <w:rPr>
-          <w:lang w:val="en-US"/>
-        </w:rPr>
-        <w:t>If you wish to obtain the current IP-address from the thin client ask the user to type the word ip as the password.</w:t>
+        <w:t xml:space="preserve"> Keep in mind that the default location is the servers address without the RD gateway and this is expected to fail if a </w:t>
+      </w:r>
+      <w:proofErr w:type="spellStart"/>
+      <w:r>
+        <w:rPr>
+          <w:lang w:val="en-US"/>
+        </w:rPr>
+        <w:t>gatewaay</w:t>
+      </w:r>
+      <w:proofErr w:type="spellEnd"/>
+      <w:r>
+        <w:rPr>
+          <w:lang w:val="en-US"/>
+        </w:rPr>
+        <w:t xml:space="preserve"> is used. Users are able to ping any address so you can make them change the hostname to the hostname of the gateway.</w:t>
+      </w:r>
+    </w:p>
+    <w:p>
+      <w:pPr>
+        <w:rPr>
+          <w:lang w:val="en-US"/>
+        </w:rPr>
+      </w:pPr>
+      <w:r>
+        <w:rPr>
+          <w:lang w:val="en-US"/>
+        </w:rPr>
+        <w:t xml:space="preserve">If you wish to obtain the current IP-address from the thin client ask the user to type the word </w:t>
+      </w:r>
+      <w:proofErr w:type="spellStart"/>
+      <w:r>
+        <w:rPr>
+          <w:lang w:val="en-US"/>
+        </w:rPr>
+        <w:t>ip</w:t>
+      </w:r>
+      <w:proofErr w:type="spellEnd"/>
+      <w:r>
+        <w:rPr>
+          <w:lang w:val="en-US"/>
+        </w:rPr>
+        <w:t xml:space="preserve"> as the password.</w:t>
       </w:r>
     </w:p>
     <w:p>
@@ -730,7 +828,21 @@
         <w:rPr>
           <w:lang w:val="en-US"/>
         </w:rPr>
-        <w:t>To use some commands on-site you will need to put the admin password and command in the password dialog. For example if your password is p and you wish to change the RDP server you use pconfig as the login password.</w:t>
+        <w:t xml:space="preserve">To use some commands on-site you will need to put the admin password and command in the password dialog. For example if your password is p and you wish to change the RDP server you use </w:t>
+      </w:r>
+      <w:proofErr w:type="spellStart"/>
+      <w:r>
+        <w:rPr>
+          <w:lang w:val="en-US"/>
+        </w:rPr>
+        <w:t>pconfig</w:t>
+      </w:r>
+      <w:proofErr w:type="spellEnd"/>
+      <w:r>
+        <w:rPr>
+          <w:lang w:val="en-US"/>
+        </w:rPr>
+        <w:t xml:space="preserve"> as the login password.</w:t>
       </w:r>
     </w:p>
     <w:p>
@@ -968,16 +1080,26 @@
           <w:bCs/>
           <w:lang w:val="en-US"/>
         </w:rPr>
-        <w:t>/kb</w:t>
-      </w:r>
+        <w:t>/</w:t>
+      </w:r>
+      <w:proofErr w:type="spellStart"/>
       <w:r>
         <w:rPr>
           <w:b/>
           <w:bCs/>
           <w:lang w:val="en-US"/>
         </w:rPr>
+        <w:t>kb</w:t>
+      </w:r>
+      <w:r>
+        <w:rPr>
+          <w:b/>
+          <w:bCs/>
+          <w:lang w:val="en-US"/>
+        </w:rPr>
         <w:t>d</w:t>
       </w:r>
+      <w:proofErr w:type="spellEnd"/>
       <w:r>
         <w:rPr>
           <w:lang w:val="en-US"/>
@@ -985,11 +1107,75 @@
         <w:t xml:space="preserve"> , set the keyboard layout inside the RDP session (See </w:t>
       </w:r>
       <w:hyperlink r:id="rId11" w:anchor="keyboard-layouts" w:history="1">
+        <w:proofErr w:type="spellStart"/>
         <w:r>
           <w:rPr>
             <w:rStyle w:val="Hyperlink"/>
           </w:rPr>
-          <w:t>FreeRDP-Manuals/User/FreeRDP-User-Manual.markdown at master · awakecoding/FreeRDP-Manuals · GitHub</w:t>
+          <w:t>FreeRDP</w:t>
+        </w:r>
+        <w:proofErr w:type="spellEnd"/>
+        <w:r>
+          <w:rPr>
+            <w:rStyle w:val="Hyperlink"/>
+          </w:rPr>
+          <w:t>-Manuals/User/</w:t>
+        </w:r>
+        <w:proofErr w:type="spellStart"/>
+        <w:r>
+          <w:rPr>
+            <w:rStyle w:val="Hyperlink"/>
+          </w:rPr>
+          <w:t>FreeRDP</w:t>
+        </w:r>
+        <w:proofErr w:type="spellEnd"/>
+        <w:r>
+          <w:rPr>
+            <w:rStyle w:val="Hyperlink"/>
+          </w:rPr>
+          <w:t>-User-</w:t>
+        </w:r>
+        <w:proofErr w:type="spellStart"/>
+        <w:r>
+          <w:rPr>
+            <w:rStyle w:val="Hyperlink"/>
+          </w:rPr>
+          <w:t>Manual.markdown</w:t>
+        </w:r>
+        <w:proofErr w:type="spellEnd"/>
+        <w:r>
+          <w:rPr>
+            <w:rStyle w:val="Hyperlink"/>
+          </w:rPr>
+          <w:t xml:space="preserve"> at master · </w:t>
+        </w:r>
+        <w:proofErr w:type="spellStart"/>
+        <w:r>
+          <w:rPr>
+            <w:rStyle w:val="Hyperlink"/>
+          </w:rPr>
+          <w:t>awakecoding</w:t>
+        </w:r>
+        <w:proofErr w:type="spellEnd"/>
+        <w:r>
+          <w:rPr>
+            <w:rStyle w:val="Hyperlink"/>
+          </w:rPr>
+          <w:t>/</w:t>
+        </w:r>
+        <w:proofErr w:type="spellStart"/>
+        <w:r>
+          <w:rPr>
+            <w:rStyle w:val="Hyperlink"/>
+          </w:rPr>
+          <w:t>FreeRDP</w:t>
+        </w:r>
+        <w:proofErr w:type="spellEnd"/>
+        <w:r>
+          <w:rPr>
+            <w:rStyle w:val="Hyperlink"/>
+          </w:rPr>
+          <w:t>-Manuals · GitHub</w:t>
         </w:r>
       </w:hyperlink>
       <w:r>
@@ -1017,7 +1203,21 @@
         <w:rPr>
           <w:lang w:val="en-US"/>
         </w:rPr>
-        <w:t xml:space="preserve"> , disable passing through usb drives / cd’s</w:t>
+        <w:t xml:space="preserve"> , disable passing through </w:t>
+      </w:r>
+      <w:proofErr w:type="spellStart"/>
+      <w:r>
+        <w:rPr>
+          <w:lang w:val="en-US"/>
+        </w:rPr>
+        <w:t>usb</w:t>
+      </w:r>
+      <w:proofErr w:type="spellEnd"/>
+      <w:r>
+        <w:rPr>
+          <w:lang w:val="en-US"/>
+        </w:rPr>
+        <w:t xml:space="preserve"> drives / cd’s</w:t>
       </w:r>
     </w:p>
     <w:p>
@@ -1038,7 +1238,21 @@
         <w:rPr>
           <w:lang w:val="en-US"/>
         </w:rPr>
-        <w:t>: this can be set to modem, broadband, broadband-low, broadband-high, wan or lan. If not specified the device will automatically try to pick the best mode. Use this setting if the automatic mode is unreliable.</w:t>
+        <w:t xml:space="preserve">: this can be set to modem, broadband, broadband-low, broadband-high, wan or </w:t>
+      </w:r>
+      <w:proofErr w:type="spellStart"/>
+      <w:r>
+        <w:rPr>
+          <w:lang w:val="en-US"/>
+        </w:rPr>
+        <w:t>lan</w:t>
+      </w:r>
+      <w:proofErr w:type="spellEnd"/>
+      <w:r>
+        <w:rPr>
+          <w:lang w:val="en-US"/>
+        </w:rPr>
+        <w:t>. If not specified the device will automatically try to pick the best mode. Use this setting if the automatic mode is unreliable.</w:t>
       </w:r>
     </w:p>
     <w:p>
@@ -1062,8 +1276,17 @@
           <w:b/>
           <w:bCs/>
         </w:rPr>
-        <w:t>/gu</w:t>
-      </w:r>
+        <w:t>/</w:t>
+      </w:r>
+      <w:proofErr w:type="spellStart"/>
+      <w:r>
+        <w:rPr>
+          <w:b/>
+          <w:bCs/>
+        </w:rPr>
+        <w:t>gu</w:t>
+      </w:r>
+      <w:proofErr w:type="spellEnd"/>
       <w:r>
         <w:t> </w:t>
       </w:r>
@@ -1087,156 +1310,219 @@
           <w:b/>
           <w:bCs/>
         </w:rPr>
-        <w:t>/gp</w:t>
-      </w:r>
-      <w:r>
-        <w:t> Gateway password</w:t>
-      </w:r>
-    </w:p>
-    <w:p>
+        <w:t>/</w:t>
+      </w:r>
+      <w:proofErr w:type="spellStart"/>
       <w:r>
         <w:rPr>
           <w:b/>
           <w:bCs/>
         </w:rPr>
-        <w:t>/gd</w:t>
-      </w:r>
-      <w:r>
-        <w:t> Gateway domain</w:t>
-      </w:r>
-    </w:p>
-    <w:p>
-      <w:pPr>
-        <w:rPr>
-          <w:lang w:val="en-US"/>
-        </w:rPr>
-      </w:pPr>
+        <w:t>gp</w:t>
+      </w:r>
+      <w:proofErr w:type="spellEnd"/>
+      <w:r>
+        <w:t> Gateway password</w:t>
+      </w:r>
+    </w:p>
+    <w:p>
       <w:r>
         <w:rPr>
           <w:b/>
           <w:bCs/>
         </w:rPr>
-        <w:t>/load-balance-info</w:t>
-      </w:r>
-      <w:r>
-        <w:rPr>
-          <w:lang w:val="en-US"/>
-        </w:rPr>
-        <w:t xml:space="preserve"> specify which thing in your connection broker to connect to</w:t>
-      </w:r>
-    </w:p>
-    <w:p>
+        <w:t>/</w:t>
+      </w:r>
+      <w:proofErr w:type="spellStart"/>
       <w:r>
         <w:rPr>
           <w:b/>
           <w:bCs/>
         </w:rPr>
-        <w:t>/usb:auto</w:t>
-      </w:r>
-      <w:r>
-        <w:t xml:space="preserve"> redirect usb devices</w:t>
-      </w:r>
-    </w:p>
-    <w:p>
+        <w:t>gd</w:t>
+      </w:r>
+      <w:proofErr w:type="spellEnd"/>
+      <w:r>
+        <w:t> Gateway domain</w:t>
+      </w:r>
+    </w:p>
+    <w:p>
+      <w:pPr>
+        <w:rPr>
+          <w:lang w:val="en-US"/>
+        </w:rPr>
+      </w:pPr>
       <w:r>
         <w:rPr>
           <w:b/>
           <w:bCs/>
         </w:rPr>
-        <w:t xml:space="preserve">/scale: </w:t>
-      </w:r>
-      <w:r>
-        <w:t>this can be set to 140 or 180 to increase the size of the objects in the remote session.</w:t>
-      </w:r>
-    </w:p>
-    <w:p>
-      <w:pPr>
-        <w:rPr>
-          <w:lang w:val="en-US"/>
-        </w:rPr>
-      </w:pPr>
+        <w:t>/load-balance-info</w:t>
+      </w:r>
+      <w:r>
+        <w:rPr>
+          <w:lang w:val="en-US"/>
+        </w:rPr>
+        <w:t xml:space="preserve"> specify which thing in your connection broker to connect to</w:t>
+      </w:r>
+    </w:p>
+    <w:p>
       <w:r>
         <w:rPr>
           <w:b/>
           <w:bCs/>
-          <w:lang w:val="en-US"/>
-        </w:rPr>
-        <w:t>/printer</w:t>
-      </w:r>
+        </w:rPr>
+        <w:t>/</w:t>
+      </w:r>
+      <w:proofErr w:type="spellStart"/>
       <w:r>
         <w:rPr>
           <w:b/>
           <w:bCs/>
-          <w:lang w:val="en-US"/>
-        </w:rPr>
-        <w:t xml:space="preserve"> </w:t>
-      </w:r>
-      <w:r>
-        <w:rPr>
-          <w:lang w:val="en-US"/>
-        </w:rPr>
-        <w:t>without arguments will automatically detect and redirect all printers using a generic driver. Inside the session you can see by which name the printer was forwarded and then if desired configure it manually with</w:t>
-      </w:r>
-      <w:r>
-        <w:rPr>
-          <w:lang w:val="en-US"/>
-        </w:rPr>
-        <w:br/>
-        <w:t xml:space="preserve"> /printer:</w:t>
-      </w:r>
-      <w:r>
-        <w:rPr>
-          <w:lang w:val="en-US"/>
-        </w:rPr>
-        <w:t>"</w:t>
-      </w:r>
-      <w:r>
-        <w:rPr>
-          <w:lang w:val="en-US"/>
-        </w:rPr>
-        <w:t>Printer name</w:t>
-      </w:r>
-      <w:r>
-        <w:rPr>
-          <w:lang w:val="en-US"/>
-        </w:rPr>
-        <w:t>"</w:t>
-      </w:r>
-      <w:r>
-        <w:rPr>
-          <w:lang w:val="en-US"/>
-        </w:rPr>
-        <w:t>,</w:t>
-      </w:r>
-      <w:r>
-        <w:rPr>
-          <w:lang w:val="en-US"/>
-        </w:rPr>
-        <w:t>"</w:t>
-      </w:r>
-      <w:r>
-        <w:rPr>
-          <w:lang w:val="en-US"/>
-        </w:rPr>
-        <w:t>Driver name</w:t>
-      </w:r>
-      <w:r>
-        <w:rPr>
-          <w:lang w:val="en-US"/>
-        </w:rPr>
-        <w:t>"</w:t>
-      </w:r>
-    </w:p>
-    <w:p>
-      <w:pPr>
-        <w:rPr>
-          <w:lang w:val="en-US"/>
-        </w:rPr>
-      </w:pPr>
+        </w:rPr>
+        <w:t>usb:auto</w:t>
+      </w:r>
+      <w:proofErr w:type="spellEnd"/>
+      <w:r>
+        <w:t xml:space="preserve"> redirect </w:t>
+      </w:r>
+      <w:proofErr w:type="spellStart"/>
+      <w:r>
+        <w:t>usb</w:t>
+      </w:r>
+      <w:proofErr w:type="spellEnd"/>
+      <w:r>
+        <w:t xml:space="preserve"> devices</w:t>
+      </w:r>
+    </w:p>
+    <w:p>
       <w:r>
         <w:rPr>
           <w:b/>
           <w:bCs/>
+        </w:rPr>
+        <w:t xml:space="preserve">/scale: </w:t>
+      </w:r>
+      <w:r>
+        <w:t>this can be set to 140 or 180 to increase the size of the objects in the remote session.</w:t>
+      </w:r>
+    </w:p>
+    <w:p>
+      <w:pPr>
+        <w:rPr>
+          <w:lang w:val="en-US"/>
+        </w:rPr>
+      </w:pPr>
+      <w:r>
+        <w:rPr>
+          <w:b/>
+          <w:bCs/>
+          <w:lang w:val="en-US"/>
+        </w:rPr>
+        <w:t>/printer</w:t>
+      </w:r>
+      <w:r>
+        <w:rPr>
+          <w:b/>
+          <w:bCs/>
+          <w:lang w:val="en-US"/>
+        </w:rPr>
+        <w:t xml:space="preserve"> </w:t>
+      </w:r>
+      <w:r>
+        <w:rPr>
+          <w:lang w:val="en-US"/>
+        </w:rPr>
+        <w:t>without arguments will automatically detect and redirect all printers using a generic driver. Inside the session you can see by which name the printer was forwarded and then if desired configure it manually with</w:t>
+      </w:r>
+      <w:r>
+        <w:rPr>
+          <w:lang w:val="en-US"/>
+        </w:rPr>
+        <w:br/>
+        <w:t xml:space="preserve"> /</w:t>
+      </w:r>
+      <w:proofErr w:type="spellStart"/>
+      <w:r>
+        <w:rPr>
+          <w:lang w:val="en-US"/>
+        </w:rPr>
+        <w:t>printer:</w:t>
+      </w:r>
+      <w:r>
+        <w:rPr>
+          <w:lang w:val="en-US"/>
+        </w:rPr>
+        <w:t>"</w:t>
+      </w:r>
+      <w:r>
+        <w:rPr>
+          <w:lang w:val="en-US"/>
+        </w:rPr>
+        <w:t>Printer</w:t>
+      </w:r>
+      <w:proofErr w:type="spellEnd"/>
+      <w:r>
+        <w:rPr>
+          <w:lang w:val="en-US"/>
+        </w:rPr>
+        <w:t xml:space="preserve"> </w:t>
+      </w:r>
+      <w:proofErr w:type="spellStart"/>
+      <w:r>
+        <w:rPr>
+          <w:lang w:val="en-US"/>
+        </w:rPr>
+        <w:t>name</w:t>
+      </w:r>
+      <w:r>
+        <w:rPr>
+          <w:lang w:val="en-US"/>
+        </w:rPr>
+        <w:t>"</w:t>
+      </w:r>
+      <w:r>
+        <w:rPr>
+          <w:lang w:val="en-US"/>
+        </w:rPr>
+        <w:t>,</w:t>
+      </w:r>
+      <w:r>
+        <w:rPr>
+          <w:lang w:val="en-US"/>
+        </w:rPr>
+        <w:t>"</w:t>
+      </w:r>
+      <w:r>
+        <w:rPr>
+          <w:lang w:val="en-US"/>
+        </w:rPr>
+        <w:t>Driver</w:t>
+      </w:r>
+      <w:proofErr w:type="spellEnd"/>
+      <w:r>
+        <w:rPr>
+          <w:lang w:val="en-US"/>
+        </w:rPr>
+        <w:t xml:space="preserve"> name</w:t>
+      </w:r>
+      <w:r>
+        <w:rPr>
+          <w:lang w:val="en-US"/>
+        </w:rPr>
+        <w:t>"</w:t>
+      </w:r>
+    </w:p>
+    <w:p>
+      <w:pPr>
+        <w:rPr>
+          <w:lang w:val="en-US"/>
+        </w:rPr>
+      </w:pPr>
+      <w:r>
+        <w:rPr>
+          <w:b/>
+          <w:bCs/>
           <w:lang w:val="en-US"/>
         </w:rPr>
         <w:t>/microphone:format:1</w:t>
@@ -1251,23 +1537,279 @@
         <w:rPr>
           <w:lang w:val="en-US"/>
         </w:rPr>
-        <w:t xml:space="preserve"> fidelity with the lowest latency at the expense of bandwidth (2mbit). If you’d like a less bandwith intense mode use just /microphone, however that mode is known for microphone latency.</w:t>
+        <w:t xml:space="preserve"> fidelity with the lowest latency at the expense of bandwidth (2mbit). If you’d like a less </w:t>
+      </w:r>
+      <w:proofErr w:type="spellStart"/>
+      <w:r>
+        <w:rPr>
+          <w:lang w:val="en-US"/>
+        </w:rPr>
+        <w:t>bandwith</w:t>
+      </w:r>
+      <w:proofErr w:type="spellEnd"/>
+      <w:r>
+        <w:rPr>
+          <w:lang w:val="en-US"/>
+        </w:rPr>
+        <w:t xml:space="preserve"> intense mode use just /microphone, however that mode is known for microphone latency.</w:t>
+      </w:r>
+      <w:r>
+        <w:rPr>
+          <w:lang w:val="en-US"/>
+        </w:rPr>
+        <w:br w:type="page"/>
+      </w:r>
+    </w:p>
+    <w:p>
+      <w:pPr>
+        <w:pStyle w:val="Heading2"/>
+        <w:rPr>
+          <w:lang w:val="en-US"/>
+        </w:rPr>
+      </w:pPr>
+      <w:r>
+        <w:rPr>
+          <w:lang w:val="en-US"/>
+        </w:rPr>
+        <w:lastRenderedPageBreak/>
+        <w:t>Network configuration (GUI)</w:t>
+      </w:r>
+    </w:p>
+    <w:p>
+      <w:pPr>
+        <w:rPr>
+          <w:lang w:val="en-US"/>
+        </w:rPr>
+      </w:pPr>
+      <w:r>
+        <w:rPr>
+          <w:lang w:val="en-US"/>
+        </w:rPr>
+        <w:t>To access the GUI network configurator use network as the password prefixed by the admin password.</w:t>
+      </w:r>
+      <w:r>
+        <w:rPr>
+          <w:lang w:val="en-US"/>
+        </w:rPr>
+        <w:t xml:space="preserve"> Note: If the unit has been configured with a </w:t>
+      </w:r>
+      <w:proofErr w:type="spellStart"/>
+      <w:r>
+        <w:rPr>
+          <w:lang w:val="en-US"/>
+        </w:rPr>
+        <w:t>wifi</w:t>
+      </w:r>
+      <w:proofErr w:type="spellEnd"/>
+      <w:r>
+        <w:rPr>
+          <w:lang w:val="en-US"/>
+        </w:rPr>
+        <w:t xml:space="preserve"> config file it must be managed through this instead.</w:t>
+      </w:r>
+    </w:p>
+    <w:p>
+      <w:pPr>
+        <w:rPr>
+          <w:lang w:val="en-US"/>
+        </w:rPr>
+      </w:pPr>
+      <w:r>
+        <w:rPr>
+          <w:lang w:val="en-US"/>
+        </w:rPr>
+        <w:drawing>
+          <wp:inline distT="0" distB="0" distL="0" distR="0" wp14:anchorId="7A815A31" wp14:editId="60BB7866">
+            <wp:extent cx="3676984" cy="2647950"/>
+            <wp:effectExtent l="0" t="0" r="0" b="0"/>
+            <wp:docPr id="1" name="Picture 1"/>
+            <wp:cNvGraphicFramePr>
+              <a:graphicFrameLocks xmlns:a="http://schemas.openxmlformats.org/drawingml/2006/main" noChangeAspect="1"/>
+            </wp:cNvGraphicFramePr>
+            <a:graphic xmlns:a="http://schemas.openxmlformats.org/drawingml/2006/main">
+              <a:graphicData uri="http://schemas.openxmlformats.org/drawingml/2006/picture">
+                <pic:pic xmlns:pic="http://schemas.openxmlformats.org/drawingml/2006/picture">
+                  <pic:nvPicPr>
+                    <pic:cNvPr id="1" name=""/>
+                    <pic:cNvPicPr/>
+                  </pic:nvPicPr>
+                  <pic:blipFill>
+                    <a:blip r:embed="rId12"/>
+                    <a:stretch>
+                      <a:fillRect/>
+                    </a:stretch>
+                  </pic:blipFill>
+                  <pic:spPr>
+                    <a:xfrm>
+                      <a:off x="0" y="0"/>
+                      <a:ext cx="3690821" cy="2657915"/>
+                    </a:xfrm>
+                    <a:prstGeom prst="rect">
+                      <a:avLst/>
+                    </a:prstGeom>
+                  </pic:spPr>
+                </pic:pic>
+              </a:graphicData>
+            </a:graphic>
+          </wp:inline>
+        </w:drawing>
+      </w:r>
+    </w:p>
+    <w:p>
+      <w:pPr>
+        <w:rPr>
+          <w:lang w:val="en-US"/>
+        </w:rPr>
+      </w:pPr>
+      <w:r>
+        <w:rPr>
+          <w:lang w:val="en-US"/>
+        </w:rPr>
+        <w:t xml:space="preserve">By default you will see only the internal network adapter, to make use of </w:t>
+      </w:r>
+      <w:proofErr w:type="spellStart"/>
+      <w:r>
+        <w:rPr>
+          <w:lang w:val="en-US"/>
+        </w:rPr>
+        <w:t>Wifi</w:t>
+      </w:r>
+      <w:proofErr w:type="spellEnd"/>
+      <w:r>
+        <w:rPr>
+          <w:lang w:val="en-US"/>
+        </w:rPr>
+        <w:t xml:space="preserve"> you must instead add a </w:t>
+      </w:r>
+      <w:proofErr w:type="spellStart"/>
+      <w:r>
+        <w:rPr>
+          <w:lang w:val="en-US"/>
+        </w:rPr>
+        <w:t>wifi</w:t>
+      </w:r>
+      <w:proofErr w:type="spellEnd"/>
+      <w:r>
+        <w:rPr>
+          <w:lang w:val="en-US"/>
+        </w:rPr>
+        <w:t xml:space="preserve"> network using the + symbol.</w:t>
+      </w:r>
+      <w:r>
+        <w:rPr>
+          <w:lang w:val="en-US"/>
+        </w:rPr>
+        <w:t xml:space="preserve"> </w:t>
+      </w:r>
+      <w:r>
+        <w:rPr>
+          <w:lang w:val="en-US"/>
+        </w:rPr>
+        <w:t>You can use the same + symbol to add VPN connections, after doing so set them as a connection for the specific network adapters that are in use.</w:t>
       </w:r>
       <w:bookmarkStart w:id="0" w:name="_GoBack"/>
       <w:bookmarkEnd w:id="0"/>
-      <w:r>
-        <w:rPr>
-          <w:lang w:val="en-US"/>
-        </w:rPr>
-        <w:br w:type="page"/>
-      </w:r>
+    </w:p>
+    <w:p>
+      <w:pPr>
+        <w:rPr>
+          <w:lang w:val="en-US"/>
+        </w:rPr>
+      </w:pPr>
+      <w:r>
+        <w:rPr>
+          <w:lang w:val="en-US"/>
+        </w:rPr>
+        <w:drawing>
+          <wp:inline distT="0" distB="0" distL="0" distR="0" wp14:anchorId="283A2421" wp14:editId="31731099">
+            <wp:extent cx="3568864" cy="3400425"/>
+            <wp:effectExtent l="0" t="0" r="0" b="0"/>
+            <wp:docPr id="2" name="Picture 2"/>
+            <wp:cNvGraphicFramePr>
+              <a:graphicFrameLocks xmlns:a="http://schemas.openxmlformats.org/drawingml/2006/main" noChangeAspect="1"/>
+            </wp:cNvGraphicFramePr>
+            <a:graphic xmlns:a="http://schemas.openxmlformats.org/drawingml/2006/main">
+              <a:graphicData uri="http://schemas.openxmlformats.org/drawingml/2006/picture">
+                <pic:pic xmlns:pic="http://schemas.openxmlformats.org/drawingml/2006/picture">
+                  <pic:nvPicPr>
+                    <pic:cNvPr id="1" name=""/>
+                    <pic:cNvPicPr/>
+                  </pic:nvPicPr>
+                  <pic:blipFill>
+                    <a:blip r:embed="rId13"/>
+                    <a:stretch>
+                      <a:fillRect/>
+                    </a:stretch>
+                  </pic:blipFill>
+                  <pic:spPr>
+                    <a:xfrm>
+                      <a:off x="0" y="0"/>
+                      <a:ext cx="3591028" cy="3421543"/>
+                    </a:xfrm>
+                    <a:prstGeom prst="rect">
+                      <a:avLst/>
+                    </a:prstGeom>
+                  </pic:spPr>
+                </pic:pic>
+              </a:graphicData>
+            </a:graphic>
+          </wp:inline>
+        </w:drawing>
+      </w:r>
+    </w:p>
+    <w:p>
+      <w:pPr>
+        <w:rPr>
+          <w:lang w:val="en-US"/>
+        </w:rPr>
+      </w:pPr>
+      <w:r>
+        <w:rPr>
+          <w:lang w:val="en-US"/>
+        </w:rPr>
+        <w:t xml:space="preserve">Here you can setup the </w:t>
+      </w:r>
+      <w:proofErr w:type="spellStart"/>
+      <w:r>
+        <w:rPr>
+          <w:lang w:val="en-US"/>
+        </w:rPr>
+        <w:t>wifi</w:t>
+      </w:r>
+      <w:proofErr w:type="spellEnd"/>
+      <w:r>
+        <w:rPr>
+          <w:lang w:val="en-US"/>
+        </w:rPr>
+        <w:t xml:space="preserve"> accordingly, then in the future the </w:t>
+      </w:r>
+      <w:proofErr w:type="spellStart"/>
+      <w:r>
+        <w:rPr>
+          <w:lang w:val="en-US"/>
+        </w:rPr>
+        <w:t>wifi</w:t>
+      </w:r>
+      <w:proofErr w:type="spellEnd"/>
+      <w:r>
+        <w:rPr>
+          <w:lang w:val="en-US"/>
+        </w:rPr>
+        <w:t xml:space="preserve"> adapters of the devices will automatically use it. </w:t>
+      </w:r>
+    </w:p>
+    <w:p>
+      <w:pPr>
+        <w:rPr>
+          <w:lang w:val="en-US"/>
+        </w:rPr>
+      </w:pPr>
     </w:p>
     <w:p>
       <w:pPr>
         <w:pStyle w:val="Heading2"/>
       </w:pPr>
       <w:r>
-        <w:lastRenderedPageBreak/>
         <w:t>Terminal access</w:t>
       </w:r>
     </w:p>
@@ -1315,7 +1857,15 @@
     </w:p>
     <w:p>
       <w:r>
-        <w:t>Set-hostname allows you to manually define the hostname, for this to remain intact the dynamic_hostname file must be deleted.</w:t>
+        <w:t xml:space="preserve">Set-hostname allows you to manually define the hostname, for this to remain intact the </w:t>
+      </w:r>
+      <w:proofErr w:type="spellStart"/>
+      <w:r>
+        <w:t>dynamic_hostname</w:t>
+      </w:r>
+      <w:proofErr w:type="spellEnd"/>
+      <w:r>
+        <w:t xml:space="preserve"> file must be deleted.</w:t>
       </w:r>
     </w:p>
     <w:sectPr>

--- a/UFTC Thin Client Troubleshooting.docx
+++ b/UFTC Thin Client Troubleshooting.docx
@@ -133,63 +133,7 @@
         <w:rPr>
           <w:lang w:val="en-US"/>
         </w:rPr>
-        <w:t xml:space="preserve">If the </w:t>
-      </w:r>
-      <w:proofErr w:type="spellStart"/>
-      <w:r>
-        <w:rPr>
-          <w:lang w:val="en-US"/>
-        </w:rPr>
-        <w:t>thinclient</w:t>
-      </w:r>
-      <w:proofErr w:type="spellEnd"/>
-      <w:r>
-        <w:rPr>
-          <w:lang w:val="en-US"/>
-        </w:rPr>
-        <w:t xml:space="preserve"> has a bootup slowdown where it stalls for on the same line in the log for 10+ seconds before the login screen is present this is because </w:t>
-      </w:r>
-      <w:proofErr w:type="spellStart"/>
-      <w:r>
-        <w:rPr>
-          <w:lang w:val="en-US"/>
-        </w:rPr>
-        <w:t>wifi</w:t>
-      </w:r>
-      <w:proofErr w:type="spellEnd"/>
-      <w:r>
-        <w:rPr>
-          <w:lang w:val="en-US"/>
-        </w:rPr>
-        <w:t xml:space="preserve"> was enabled on a machine without a </w:t>
-      </w:r>
-      <w:proofErr w:type="spellStart"/>
-      <w:r>
-        <w:rPr>
-          <w:lang w:val="en-US"/>
-        </w:rPr>
-        <w:t>wifi</w:t>
-      </w:r>
-      <w:proofErr w:type="spellEnd"/>
-      <w:r>
-        <w:rPr>
-          <w:lang w:val="en-US"/>
-        </w:rPr>
-        <w:t xml:space="preserve"> adapter. For the fastest boot times it is recommended that you only deploy a </w:t>
-      </w:r>
-      <w:proofErr w:type="spellStart"/>
-      <w:r>
-        <w:rPr>
-          <w:lang w:val="en-US"/>
-        </w:rPr>
-        <w:t>wifi</w:t>
-      </w:r>
-      <w:proofErr w:type="spellEnd"/>
-      <w:r>
-        <w:rPr>
-          <w:lang w:val="en-US"/>
-        </w:rPr>
-        <w:t xml:space="preserve"> configuration to machines that need it.</w:t>
+        <w:t>If the thinclient has a bootup slowdown where it stalls for on the same line in the log for 10+ seconds before the login screen is present this is because wifi was enabled on a machine without a wifi adapter. For the fastest boot times it is recommended that you only deploy a wifi configuration to machines that need it.</w:t>
       </w:r>
     </w:p>
     <w:p>
@@ -393,7 +337,7 @@
         <w:rPr>
           <w:lang w:val="en-US"/>
         </w:rPr>
-        <w:t>If the following screen is shown instead of the login screen the thin client does not contain a valid configuration and can be configured in the next screen. If a user has filled in incorrect configuration details including a wrong admin password it is recommended to reinstall the device.</w:t>
+        <w:t>If the following screen is shown instead of the login screen the thin client does not contain a valid configuration and can be configured in the next screen. If a user has filled in a wrong admin password it is recommended to reinstall the device.</w:t>
       </w:r>
     </w:p>
     <w:p>
@@ -530,7 +474,31 @@
         <w:rPr>
           <w:lang w:val="en-US"/>
         </w:rPr>
-        <w:t>If users experience connectivity issues the ping command can be used to find out where the problem is. Ask if the user can type the word ping as the password.</w:t>
+        <w:t xml:space="preserve">If users experience connectivity issues the ping </w:t>
+      </w:r>
+      <w:r>
+        <w:rPr>
+          <w:lang w:val="en-US"/>
+        </w:rPr>
+        <w:t>username</w:t>
+      </w:r>
+      <w:r>
+        <w:rPr>
+          <w:lang w:val="en-US"/>
+        </w:rPr>
+        <w:t xml:space="preserve"> can be used to find out where the problem is. Ask if the user can type the word ping as the </w:t>
+      </w:r>
+      <w:r>
+        <w:rPr>
+          <w:lang w:val="en-US"/>
+        </w:rPr>
+        <w:t>username</w:t>
+      </w:r>
+      <w:r>
+        <w:rPr>
+          <w:lang w:val="en-US"/>
+        </w:rPr>
+        <w:t>/password.</w:t>
       </w:r>
     </w:p>
     <w:p>
@@ -555,21 +523,7 @@
         <w:rPr>
           <w:lang w:val="en-US"/>
         </w:rPr>
-        <w:t xml:space="preserve"> and the login dialog is immediately shown again the device did not connect to the network. For physical connections check the network cable. For wireless connections ask the user to restart the device, if this does not work check if the wireless access points in the area are functional. If this is a new thin client it is possible that it was incorrectly installed, it is currently not possible to apply </w:t>
-      </w:r>
-      <w:proofErr w:type="spellStart"/>
-      <w:r>
-        <w:rPr>
-          <w:lang w:val="en-US"/>
-        </w:rPr>
-        <w:t>wifi</w:t>
-      </w:r>
-      <w:proofErr w:type="spellEnd"/>
-      <w:r>
-        <w:rPr>
-          <w:lang w:val="en-US"/>
-        </w:rPr>
-        <w:t xml:space="preserve"> information remotely as a suitable configuration must be placed on the boot partition. For security reasons running machine have no access to this location.</w:t>
+        <w:t xml:space="preserve"> and the login dialog is immediately shown again the device did not connect to the network. For physical connections check the network cable. For wireless connections ask the user to restart the device, if this does not work check if the wireless access points in the area are functional. If this is a new thin client it is possible that it was incorrectly installed, it is currently not possible to apply wifi information remotely as a suitable configuration must be placed on the boot partition. For security reasons running machine have no access to this location.</w:t>
       </w:r>
     </w:p>
     <w:p>
@@ -686,48 +640,32 @@
         <w:rPr>
           <w:lang w:val="en-US"/>
         </w:rPr>
-        <w:t xml:space="preserve"> Keep in mind that the default location is the servers address without the RD gateway and this is expected to fail if a </w:t>
-      </w:r>
-      <w:proofErr w:type="spellStart"/>
-      <w:r>
-        <w:rPr>
-          <w:lang w:val="en-US"/>
-        </w:rPr>
-        <w:t>gatewaay</w:t>
-      </w:r>
-      <w:proofErr w:type="spellEnd"/>
-      <w:r>
-        <w:rPr>
-          <w:lang w:val="en-US"/>
-        </w:rPr>
-        <w:t xml:space="preserve"> is used. Users are able to ping any address so you can make them change the hostname to the hostname of the gateway.</w:t>
-      </w:r>
-    </w:p>
-    <w:p>
-      <w:pPr>
-        <w:rPr>
-          <w:lang w:val="en-US"/>
-        </w:rPr>
-      </w:pPr>
-      <w:r>
-        <w:rPr>
-          <w:lang w:val="en-US"/>
-        </w:rPr>
-        <w:t xml:space="preserve">If you wish to obtain the current IP-address from the thin client ask the user to type the word </w:t>
-      </w:r>
-      <w:proofErr w:type="spellStart"/>
-      <w:r>
-        <w:rPr>
-          <w:lang w:val="en-US"/>
-        </w:rPr>
-        <w:t>ip</w:t>
-      </w:r>
-      <w:proofErr w:type="spellEnd"/>
-      <w:r>
-        <w:rPr>
-          <w:lang w:val="en-US"/>
-        </w:rPr>
-        <w:t xml:space="preserve"> as the password.</w:t>
+        <w:t xml:space="preserve"> Keep in mind that the default location is the servers address without the RD gateway and this is expected to fail if a gatewaay is used. Users are able to ping any address so you can make them change the hostname to the hostname of the gateway.</w:t>
+      </w:r>
+    </w:p>
+    <w:p>
+      <w:pPr>
+        <w:rPr>
+          <w:lang w:val="en-US"/>
+        </w:rPr>
+      </w:pPr>
+      <w:r>
+        <w:rPr>
+          <w:lang w:val="en-US"/>
+        </w:rPr>
+        <w:t xml:space="preserve">If you wish to obtain the current IP-address from the thin client ask the user to type the word ip as the </w:t>
+      </w:r>
+      <w:r>
+        <w:rPr>
+          <w:lang w:val="en-US"/>
+        </w:rPr>
+        <w:t>username/password</w:t>
+      </w:r>
+      <w:r>
+        <w:rPr>
+          <w:lang w:val="en-US"/>
+        </w:rPr>
+        <w:t>.</w:t>
       </w:r>
     </w:p>
     <w:p>
@@ -828,21 +766,19 @@
         <w:rPr>
           <w:lang w:val="en-US"/>
         </w:rPr>
-        <w:t xml:space="preserve">To use some commands on-site you will need to put the admin password and command in the password dialog. For example if your password is p and you wish to change the RDP server you use </w:t>
-      </w:r>
-      <w:proofErr w:type="spellStart"/>
-      <w:r>
-        <w:rPr>
-          <w:lang w:val="en-US"/>
-        </w:rPr>
-        <w:t>pconfig</w:t>
-      </w:r>
-      <w:proofErr w:type="spellEnd"/>
-      <w:r>
-        <w:rPr>
-          <w:lang w:val="en-US"/>
-        </w:rPr>
-        <w:t xml:space="preserve"> as the login password.</w:t>
+        <w:t xml:space="preserve">To use some commands on-site you will need to put the </w:t>
+      </w:r>
+      <w:r>
+        <w:rPr>
+          <w:lang w:val="en-US"/>
+        </w:rPr>
+        <w:t>command as the username followed by the admin password as the password</w:t>
+      </w:r>
+      <w:r>
+        <w:rPr>
+          <w:lang w:val="en-US"/>
+        </w:rPr>
+        <w:t xml:space="preserve"> (In versions older than 2.5 the admin password goes in front of the command in the password field).</w:t>
       </w:r>
     </w:p>
     <w:p>
@@ -922,7 +858,19 @@
         <w:rPr>
           <w:lang w:val="en-US"/>
         </w:rPr>
-        <w:t>To access the configuration screen use config as the password prefixed by the admin password.</w:t>
+        <w:t xml:space="preserve">To access the configuration screen use config as the </w:t>
+      </w:r>
+      <w:r>
+        <w:rPr>
+          <w:lang w:val="en-US"/>
+        </w:rPr>
+        <w:t>username along with</w:t>
+      </w:r>
+      <w:r>
+        <w:rPr>
+          <w:lang w:val="en-US"/>
+        </w:rPr>
+        <w:t xml:space="preserve"> the admin password.</w:t>
       </w:r>
     </w:p>
     <w:p>
@@ -1080,26 +1028,16 @@
           <w:bCs/>
           <w:lang w:val="en-US"/>
         </w:rPr>
-        <w:t>/</w:t>
-      </w:r>
-      <w:proofErr w:type="spellStart"/>
+        <w:t>/kb</w:t>
+      </w:r>
       <w:r>
         <w:rPr>
           <w:b/>
           <w:bCs/>
           <w:lang w:val="en-US"/>
         </w:rPr>
-        <w:t>kb</w:t>
-      </w:r>
-      <w:r>
-        <w:rPr>
-          <w:b/>
-          <w:bCs/>
-          <w:lang w:val="en-US"/>
-        </w:rPr>
         <w:t>d</w:t>
       </w:r>
-      <w:proofErr w:type="spellEnd"/>
       <w:r>
         <w:rPr>
           <w:lang w:val="en-US"/>
@@ -1107,75 +1045,11 @@
         <w:t xml:space="preserve"> , set the keyboard layout inside the RDP session (See </w:t>
       </w:r>
       <w:hyperlink r:id="rId11" w:anchor="keyboard-layouts" w:history="1">
-        <w:proofErr w:type="spellStart"/>
         <w:r>
           <w:rPr>
             <w:rStyle w:val="Hyperlink"/>
           </w:rPr>
-          <w:t>FreeRDP</w:t>
-        </w:r>
-        <w:proofErr w:type="spellEnd"/>
-        <w:r>
-          <w:rPr>
-            <w:rStyle w:val="Hyperlink"/>
-          </w:rPr>
-          <w:t>-Manuals/User/</w:t>
-        </w:r>
-        <w:proofErr w:type="spellStart"/>
-        <w:r>
-          <w:rPr>
-            <w:rStyle w:val="Hyperlink"/>
-          </w:rPr>
-          <w:t>FreeRDP</w:t>
-        </w:r>
-        <w:proofErr w:type="spellEnd"/>
-        <w:r>
-          <w:rPr>
-            <w:rStyle w:val="Hyperlink"/>
-          </w:rPr>
-          <w:t>-User-</w:t>
-        </w:r>
-        <w:proofErr w:type="spellStart"/>
-        <w:r>
-          <w:rPr>
-            <w:rStyle w:val="Hyperlink"/>
-          </w:rPr>
-          <w:t>Manual.markdown</w:t>
-        </w:r>
-        <w:proofErr w:type="spellEnd"/>
-        <w:r>
-          <w:rPr>
-            <w:rStyle w:val="Hyperlink"/>
-          </w:rPr>
-          <w:t xml:space="preserve"> at master · </w:t>
-        </w:r>
-        <w:proofErr w:type="spellStart"/>
-        <w:r>
-          <w:rPr>
-            <w:rStyle w:val="Hyperlink"/>
-          </w:rPr>
-          <w:t>awakecoding</w:t>
-        </w:r>
-        <w:proofErr w:type="spellEnd"/>
-        <w:r>
-          <w:rPr>
-            <w:rStyle w:val="Hyperlink"/>
-          </w:rPr>
-          <w:t>/</w:t>
-        </w:r>
-        <w:proofErr w:type="spellStart"/>
-        <w:r>
-          <w:rPr>
-            <w:rStyle w:val="Hyperlink"/>
-          </w:rPr>
-          <w:t>FreeRDP</w:t>
-        </w:r>
-        <w:proofErr w:type="spellEnd"/>
-        <w:r>
-          <w:rPr>
-            <w:rStyle w:val="Hyperlink"/>
-          </w:rPr>
-          <w:t>-Manuals · GitHub</w:t>
+          <w:t>FreeRDP-Manuals/User/FreeRDP-User-Manual.markdown at master · awakecoding/FreeRDP-Manuals · GitHub</w:t>
         </w:r>
       </w:hyperlink>
       <w:r>
@@ -1203,21 +1077,7 @@
         <w:rPr>
           <w:lang w:val="en-US"/>
         </w:rPr>
-        <w:t xml:space="preserve"> , disable passing through </w:t>
-      </w:r>
-      <w:proofErr w:type="spellStart"/>
-      <w:r>
-        <w:rPr>
-          <w:lang w:val="en-US"/>
-        </w:rPr>
-        <w:t>usb</w:t>
-      </w:r>
-      <w:proofErr w:type="spellEnd"/>
-      <w:r>
-        <w:rPr>
-          <w:lang w:val="en-US"/>
-        </w:rPr>
-        <w:t xml:space="preserve"> drives / cd’s</w:t>
+        <w:t xml:space="preserve"> , disable passing through usb drives / cd’s</w:t>
       </w:r>
     </w:p>
     <w:p>
@@ -1238,21 +1098,7 @@
         <w:rPr>
           <w:lang w:val="en-US"/>
         </w:rPr>
-        <w:t xml:space="preserve">: this can be set to modem, broadband, broadband-low, broadband-high, wan or </w:t>
-      </w:r>
-      <w:proofErr w:type="spellStart"/>
-      <w:r>
-        <w:rPr>
-          <w:lang w:val="en-US"/>
-        </w:rPr>
-        <w:t>lan</w:t>
-      </w:r>
-      <w:proofErr w:type="spellEnd"/>
-      <w:r>
-        <w:rPr>
-          <w:lang w:val="en-US"/>
-        </w:rPr>
-        <w:t>. If not specified the device will automatically try to pick the best mode. Use this setting if the automatic mode is unreliable.</w:t>
+        <w:t>: this can be set to modem, broadband, broadband-low, broadband-high, wan or lan. If not specified the device will automatically try to pick the best mode. Use this setting if the automatic mode is unreliable.</w:t>
       </w:r>
     </w:p>
     <w:p>
@@ -1276,32 +1122,35 @@
           <w:b/>
           <w:bCs/>
         </w:rPr>
-        <w:t>/</w:t>
-      </w:r>
-      <w:proofErr w:type="spellStart"/>
+        <w:t>/gu</w:t>
+      </w:r>
+      <w:r>
+        <w:t> </w:t>
+      </w:r>
+      <w:r>
+        <w:rPr>
+          <w:i/>
+          <w:iCs/>
+        </w:rPr>
+        <w:t>[&lt;domain&gt;\]&lt;user&gt; or &lt;user&gt;[@&lt;domain&gt;]</w:t>
+      </w:r>
+      <w:r>
+        <w:t xml:space="preserve"> </w:t>
+      </w:r>
+      <w:r>
+        <w:t>Gateway username</w:t>
+      </w:r>
+    </w:p>
+    <w:p>
       <w:r>
         <w:rPr>
           <w:b/>
           <w:bCs/>
         </w:rPr>
-        <w:t>gu</w:t>
-      </w:r>
-      <w:proofErr w:type="spellEnd"/>
-      <w:r>
-        <w:t> </w:t>
-      </w:r>
-      <w:r>
-        <w:rPr>
-          <w:i/>
-          <w:iCs/>
-        </w:rPr>
-        <w:t>[&lt;domain&gt;\]&lt;user&gt; or &lt;user&gt;[@&lt;domain&gt;]</w:t>
-      </w:r>
-      <w:r>
-        <w:t xml:space="preserve"> </w:t>
-      </w:r>
-      <w:r>
-        <w:t>Gateway username</w:t>
+        <w:t>/gp</w:t>
+      </w:r>
+      <w:r>
+        <w:t> Gateway password</w:t>
       </w:r>
     </w:p>
     <w:p>
@@ -1310,19 +1159,30 @@
           <w:b/>
           <w:bCs/>
         </w:rPr>
-        <w:t>/</w:t>
-      </w:r>
-      <w:proofErr w:type="spellStart"/>
+        <w:t>/gd</w:t>
+      </w:r>
+      <w:r>
+        <w:t> Gateway domain</w:t>
+      </w:r>
+    </w:p>
+    <w:p>
+      <w:pPr>
+        <w:rPr>
+          <w:lang w:val="en-US"/>
+        </w:rPr>
+      </w:pPr>
       <w:r>
         <w:rPr>
           <w:b/>
           <w:bCs/>
         </w:rPr>
-        <w:t>gp</w:t>
-      </w:r>
-      <w:proofErr w:type="spellEnd"/>
-      <w:r>
-        <w:t> Gateway password</w:t>
+        <w:t>/load-balance-info</w:t>
+      </w:r>
+      <w:r>
+        <w:rPr>
+          <w:lang w:val="en-US"/>
+        </w:rPr>
+        <w:t xml:space="preserve"> specify which thing in your connection broker to connect to</w:t>
       </w:r>
     </w:p>
     <w:p>
@@ -1331,19 +1191,22 @@
           <w:b/>
           <w:bCs/>
         </w:rPr>
-        <w:t>/</w:t>
-      </w:r>
-      <w:proofErr w:type="spellStart"/>
+        <w:t>/usb:auto</w:t>
+      </w:r>
+      <w:r>
+        <w:t xml:space="preserve"> redirect usb devices</w:t>
+      </w:r>
+    </w:p>
+    <w:p>
       <w:r>
         <w:rPr>
           <w:b/>
           <w:bCs/>
         </w:rPr>
-        <w:t>gd</w:t>
-      </w:r>
-      <w:proofErr w:type="spellEnd"/>
-      <w:r>
-        <w:t> Gateway domain</w:t>
+        <w:t xml:space="preserve">/scale: </w:t>
+      </w:r>
+      <w:r>
+        <w:t>this can be set to 140 or 180 to increase the size of the objects in the remote session.</w:t>
       </w:r>
     </w:p>
     <w:p>
@@ -1356,173 +1219,84 @@
         <w:rPr>
           <w:b/>
           <w:bCs/>
-        </w:rPr>
-        <w:t>/load-balance-info</w:t>
-      </w:r>
-      <w:r>
-        <w:rPr>
-          <w:lang w:val="en-US"/>
-        </w:rPr>
-        <w:t xml:space="preserve"> specify which thing in your connection broker to connect to</w:t>
-      </w:r>
-    </w:p>
-    <w:p>
+          <w:lang w:val="en-US"/>
+        </w:rPr>
+        <w:t>/printer</w:t>
+      </w:r>
       <w:r>
         <w:rPr>
           <w:b/>
           <w:bCs/>
-        </w:rPr>
-        <w:t>/</w:t>
-      </w:r>
-      <w:proofErr w:type="spellStart"/>
+          <w:lang w:val="en-US"/>
+        </w:rPr>
+        <w:t xml:space="preserve"> </w:t>
+      </w:r>
+      <w:r>
+        <w:rPr>
+          <w:lang w:val="en-US"/>
+        </w:rPr>
+        <w:t>without arguments will automatically detect and redirect all printers using a generic driver. Inside the session you can see by which name the printer was forwarded and then if desired configure it manually with</w:t>
+      </w:r>
+      <w:r>
+        <w:rPr>
+          <w:lang w:val="en-US"/>
+        </w:rPr>
+        <w:br/>
+        <w:t xml:space="preserve"> /printer:</w:t>
+      </w:r>
+      <w:r>
+        <w:rPr>
+          <w:lang w:val="en-US"/>
+        </w:rPr>
+        <w:t>"</w:t>
+      </w:r>
+      <w:r>
+        <w:rPr>
+          <w:lang w:val="en-US"/>
+        </w:rPr>
+        <w:t>Printer name</w:t>
+      </w:r>
+      <w:r>
+        <w:rPr>
+          <w:lang w:val="en-US"/>
+        </w:rPr>
+        <w:t>"</w:t>
+      </w:r>
+      <w:r>
+        <w:rPr>
+          <w:lang w:val="en-US"/>
+        </w:rPr>
+        <w:t>,</w:t>
+      </w:r>
+      <w:r>
+        <w:rPr>
+          <w:lang w:val="en-US"/>
+        </w:rPr>
+        <w:t>"</w:t>
+      </w:r>
+      <w:r>
+        <w:rPr>
+          <w:lang w:val="en-US"/>
+        </w:rPr>
+        <w:t>Driver name</w:t>
+      </w:r>
+      <w:r>
+        <w:rPr>
+          <w:lang w:val="en-US"/>
+        </w:rPr>
+        <w:t>"</w:t>
+      </w:r>
+    </w:p>
+    <w:p>
+      <w:pPr>
+        <w:rPr>
+          <w:lang w:val="en-US"/>
+        </w:rPr>
+      </w:pPr>
       <w:r>
         <w:rPr>
           <w:b/>
           <w:bCs/>
-        </w:rPr>
-        <w:t>usb:auto</w:t>
-      </w:r>
-      <w:proofErr w:type="spellEnd"/>
-      <w:r>
-        <w:t xml:space="preserve"> redirect </w:t>
-      </w:r>
-      <w:proofErr w:type="spellStart"/>
-      <w:r>
-        <w:t>usb</w:t>
-      </w:r>
-      <w:proofErr w:type="spellEnd"/>
-      <w:r>
-        <w:t xml:space="preserve"> devices</w:t>
-      </w:r>
-    </w:p>
-    <w:p>
-      <w:r>
-        <w:rPr>
-          <w:b/>
-          <w:bCs/>
-        </w:rPr>
-        <w:t xml:space="preserve">/scale: </w:t>
-      </w:r>
-      <w:r>
-        <w:t>this can be set to 140 or 180 to increase the size of the objects in the remote session.</w:t>
-      </w:r>
-    </w:p>
-    <w:p>
-      <w:pPr>
-        <w:rPr>
-          <w:lang w:val="en-US"/>
-        </w:rPr>
-      </w:pPr>
-      <w:r>
-        <w:rPr>
-          <w:b/>
-          <w:bCs/>
-          <w:lang w:val="en-US"/>
-        </w:rPr>
-        <w:t>/printer</w:t>
-      </w:r>
-      <w:r>
-        <w:rPr>
-          <w:b/>
-          <w:bCs/>
-          <w:lang w:val="en-US"/>
-        </w:rPr>
-        <w:t xml:space="preserve"> </w:t>
-      </w:r>
-      <w:r>
-        <w:rPr>
-          <w:lang w:val="en-US"/>
-        </w:rPr>
-        <w:t>without arguments will automatically detect and redirect all printers using a generic driver. Inside the session you can see by which name the printer was forwarded and then if desired configure it manually with</w:t>
-      </w:r>
-      <w:r>
-        <w:rPr>
-          <w:lang w:val="en-US"/>
-        </w:rPr>
-        <w:br/>
-        <w:t xml:space="preserve"> /</w:t>
-      </w:r>
-      <w:proofErr w:type="spellStart"/>
-      <w:r>
-        <w:rPr>
-          <w:lang w:val="en-US"/>
-        </w:rPr>
-        <w:t>printer:</w:t>
-      </w:r>
-      <w:r>
-        <w:rPr>
-          <w:lang w:val="en-US"/>
-        </w:rPr>
-        <w:t>"</w:t>
-      </w:r>
-      <w:r>
-        <w:rPr>
-          <w:lang w:val="en-US"/>
-        </w:rPr>
-        <w:t>Printer</w:t>
-      </w:r>
-      <w:proofErr w:type="spellEnd"/>
-      <w:r>
-        <w:rPr>
-          <w:lang w:val="en-US"/>
-        </w:rPr>
-        <w:t xml:space="preserve"> </w:t>
-      </w:r>
-      <w:proofErr w:type="spellStart"/>
-      <w:r>
-        <w:rPr>
-          <w:lang w:val="en-US"/>
-        </w:rPr>
-        <w:t>name</w:t>
-      </w:r>
-      <w:r>
-        <w:rPr>
-          <w:lang w:val="en-US"/>
-        </w:rPr>
-        <w:t>"</w:t>
-      </w:r>
-      <w:r>
-        <w:rPr>
-          <w:lang w:val="en-US"/>
-        </w:rPr>
-        <w:t>,</w:t>
-      </w:r>
-      <w:r>
-        <w:rPr>
-          <w:lang w:val="en-US"/>
-        </w:rPr>
-        <w:t>"</w:t>
-      </w:r>
-      <w:r>
-        <w:rPr>
-          <w:lang w:val="en-US"/>
-        </w:rPr>
-        <w:t>Driver</w:t>
-      </w:r>
-      <w:proofErr w:type="spellEnd"/>
-      <w:r>
-        <w:rPr>
-          <w:lang w:val="en-US"/>
-        </w:rPr>
-        <w:t xml:space="preserve"> name</w:t>
-      </w:r>
-      <w:r>
-        <w:rPr>
-          <w:lang w:val="en-US"/>
-        </w:rPr>
-        <w:t>"</w:t>
-      </w:r>
-    </w:p>
-    <w:p>
-      <w:pPr>
-        <w:rPr>
-          <w:lang w:val="en-US"/>
-        </w:rPr>
-      </w:pPr>
-      <w:r>
-        <w:rPr>
-          <w:b/>
-          <w:bCs/>
           <w:lang w:val="en-US"/>
         </w:rPr>
         <w:t>/microphone:format:1</w:t>
@@ -1537,21 +1311,7 @@
         <w:rPr>
           <w:lang w:val="en-US"/>
         </w:rPr>
-        <w:t xml:space="preserve"> fidelity with the lowest latency at the expense of bandwidth (2mbit). If you’d like a less </w:t>
-      </w:r>
-      <w:proofErr w:type="spellStart"/>
-      <w:r>
-        <w:rPr>
-          <w:lang w:val="en-US"/>
-        </w:rPr>
-        <w:t>bandwith</w:t>
-      </w:r>
-      <w:proofErr w:type="spellEnd"/>
-      <w:r>
-        <w:rPr>
-          <w:lang w:val="en-US"/>
-        </w:rPr>
-        <w:t xml:space="preserve"> intense mode use just /microphone, however that mode is known for microphone latency.</w:t>
+        <w:t xml:space="preserve"> fidelity with the lowest latency at the expense of bandwidth (2mbit). If you’d like a less bandwith intense mode use just /microphone, however that mode is known for microphone latency.</w:t>
       </w:r>
       <w:r>
         <w:rPr>
@@ -1585,37 +1345,36 @@
         <w:rPr>
           <w:lang w:val="en-US"/>
         </w:rPr>
-        <w:t>To access the GUI network configurator use network as the password prefixed by the admin password.</w:t>
-      </w:r>
-      <w:r>
-        <w:rPr>
-          <w:lang w:val="en-US"/>
-        </w:rPr>
-        <w:t xml:space="preserve"> Note: If the unit has been configured with a </w:t>
-      </w:r>
-      <w:proofErr w:type="spellStart"/>
-      <w:r>
-        <w:rPr>
-          <w:lang w:val="en-US"/>
-        </w:rPr>
-        <w:t>wifi</w:t>
-      </w:r>
-      <w:proofErr w:type="spellEnd"/>
-      <w:r>
-        <w:rPr>
-          <w:lang w:val="en-US"/>
-        </w:rPr>
-        <w:t xml:space="preserve"> config file it must be managed through this instead.</w:t>
-      </w:r>
-    </w:p>
-    <w:p>
-      <w:pPr>
-        <w:rPr>
-          <w:lang w:val="en-US"/>
-        </w:rPr>
-      </w:pPr>
-      <w:r>
-        <w:rPr>
+        <w:t xml:space="preserve">To access the GUI network configurator use network as the </w:t>
+      </w:r>
+      <w:r>
+        <w:rPr>
+          <w:lang w:val="en-US"/>
+        </w:rPr>
+        <w:t>username and the</w:t>
+      </w:r>
+      <w:r>
+        <w:rPr>
+          <w:lang w:val="en-US"/>
+        </w:rPr>
+        <w:t xml:space="preserve"> admin password.</w:t>
+      </w:r>
+      <w:r>
+        <w:rPr>
+          <w:lang w:val="en-US"/>
+        </w:rPr>
+        <w:t xml:space="preserve"> </w:t>
+      </w:r>
+    </w:p>
+    <w:p>
+      <w:pPr>
+        <w:rPr>
+          <w:lang w:val="en-US"/>
+        </w:rPr>
+      </w:pPr>
+      <w:r>
+        <w:rPr>
+          <w:noProof/>
           <w:lang w:val="en-US"/>
         </w:rPr>
         <w:drawing>
@@ -1665,59 +1424,24 @@
         <w:rPr>
           <w:lang w:val="en-US"/>
         </w:rPr>
-        <w:t xml:space="preserve">By default you will see only the internal network adapter, to make use of </w:t>
-      </w:r>
-      <w:proofErr w:type="spellStart"/>
-      <w:r>
-        <w:rPr>
-          <w:lang w:val="en-US"/>
-        </w:rPr>
-        <w:t>Wifi</w:t>
-      </w:r>
-      <w:proofErr w:type="spellEnd"/>
-      <w:r>
-        <w:rPr>
-          <w:lang w:val="en-US"/>
-        </w:rPr>
-        <w:t xml:space="preserve"> you must instead add a </w:t>
-      </w:r>
-      <w:proofErr w:type="spellStart"/>
-      <w:r>
-        <w:rPr>
-          <w:lang w:val="en-US"/>
-        </w:rPr>
-        <w:t>wifi</w:t>
-      </w:r>
-      <w:proofErr w:type="spellEnd"/>
-      <w:r>
-        <w:rPr>
-          <w:lang w:val="en-US"/>
-        </w:rPr>
-        <w:t xml:space="preserve"> network using the + symbol.</w:t>
-      </w:r>
-      <w:r>
-        <w:rPr>
-          <w:lang w:val="en-US"/>
-        </w:rPr>
-        <w:t xml:space="preserve"> </w:t>
-      </w:r>
-      <w:r>
-        <w:rPr>
-          <w:lang w:val="en-US"/>
-        </w:rPr>
-        <w:t>You can use the same + symbol to add VPN connections, after doing so set them as a connection for the specific network adapters that are in use.</w:t>
-      </w:r>
-      <w:bookmarkStart w:id="0" w:name="_GoBack"/>
-      <w:bookmarkEnd w:id="0"/>
-    </w:p>
-    <w:p>
-      <w:pPr>
-        <w:rPr>
-          <w:lang w:val="en-US"/>
-        </w:rPr>
-      </w:pPr>
-      <w:r>
-        <w:rPr>
+        <w:t>By default you will see only the internal network adapter, to make use of Wifi you must instead add a wifi network using the + symbol.</w:t>
+      </w:r>
+      <w:r>
+        <w:rPr>
+          <w:lang w:val="en-US"/>
+        </w:rPr>
+        <w:t xml:space="preserve"> You can use the same + symbol to add VPN connections, after doing so set them as a connection for the specific network adapters that are in use.</w:t>
+      </w:r>
+    </w:p>
+    <w:p>
+      <w:pPr>
+        <w:rPr>
+          <w:lang w:val="en-US"/>
+        </w:rPr>
+      </w:pPr>
+      <w:r>
+        <w:rPr>
+          <w:noProof/>
           <w:lang w:val="en-US"/>
         </w:rPr>
         <w:drawing>
@@ -1767,35 +1491,7 @@
         <w:rPr>
           <w:lang w:val="en-US"/>
         </w:rPr>
-        <w:t xml:space="preserve">Here you can setup the </w:t>
-      </w:r>
-      <w:proofErr w:type="spellStart"/>
-      <w:r>
-        <w:rPr>
-          <w:lang w:val="en-US"/>
-        </w:rPr>
-        <w:t>wifi</w:t>
-      </w:r>
-      <w:proofErr w:type="spellEnd"/>
-      <w:r>
-        <w:rPr>
-          <w:lang w:val="en-US"/>
-        </w:rPr>
-        <w:t xml:space="preserve"> accordingly, then in the future the </w:t>
-      </w:r>
-      <w:proofErr w:type="spellStart"/>
-      <w:r>
-        <w:rPr>
-          <w:lang w:val="en-US"/>
-        </w:rPr>
-        <w:t>wifi</w:t>
-      </w:r>
-      <w:proofErr w:type="spellEnd"/>
-      <w:r>
-        <w:rPr>
-          <w:lang w:val="en-US"/>
-        </w:rPr>
-        <w:t xml:space="preserve"> adapters of the devices will automatically use it. </w:t>
+        <w:t xml:space="preserve">Here you can setup the wifi accordingly, then in the future the wifi adapters of the devices will automatically use it. </w:t>
       </w:r>
     </w:p>
     <w:p>
@@ -1815,7 +1511,18 @@
     </w:p>
     <w:p>
       <w:r>
-        <w:t>If you need access to the terminal use terminal as the password prefixed by the admin password.</w:t>
+        <w:t xml:space="preserve">If you need access to the terminal use terminal as the </w:t>
+      </w:r>
+      <w:r>
+        <w:rPr>
+          <w:lang w:val="en-US"/>
+        </w:rPr>
+        <w:t>username and</w:t>
+      </w:r>
+      <w:bookmarkStart w:id="0" w:name="_GoBack"/>
+      <w:bookmarkEnd w:id="0"/>
+      <w:r>
+        <w:t xml:space="preserve"> the admin password.</w:t>
       </w:r>
     </w:p>
     <w:p>
@@ -1857,15 +1564,7 @@
     </w:p>
     <w:p>
       <w:r>
-        <w:t xml:space="preserve">Set-hostname allows you to manually define the hostname, for this to remain intact the </w:t>
-      </w:r>
-      <w:proofErr w:type="spellStart"/>
-      <w:r>
-        <w:t>dynamic_hostname</w:t>
-      </w:r>
-      <w:proofErr w:type="spellEnd"/>
-      <w:r>
-        <w:t xml:space="preserve"> file must be deleted.</w:t>
+        <w:t>Set-hostname allows you to manually define the hostname, for this to remain intact the dynamic_hostname file must be deleted.</w:t>
       </w:r>
     </w:p>
     <w:sectPr>
